--- a/tests/pipeline/fixtures/TestGiftSchedule(segment).docx
+++ b/tests/pipeline/fixtures/TestGiftSchedule(segment).docx
@@ -18,12 +18,12 @@
     <w:p/>
     <w:p>
       <w:r>
-        <w:t>[[The following promotional gift items are included with your policy:</w:t>
+        <w:t>The following promotional gift items are included with your policy:</w:t>
       </w:r>
     </w:p>
     <w:p>
       <w:r>
-        <w:t>[Item]</w:t>
+        <w:t>[Item/]</w:t>
       </w:r>
     </w:p>
     <w:p>
@@ -38,13 +38,13 @@
     </w:p>
     <w:p>
       <w:r>
-        <w:t>Gift items are subject to availability.]]</w:t>
+        <w:t>Gift items are subject to availability.</w:t>
       </w:r>
     </w:p>
     <w:p/>
     <w:p>
       <w:r>
-        <w:t>[[Theft cover is included in your plan.]]</w:t>
+        <w:t>[[$theftCoverNote]]</w:t>
       </w:r>
     </w:p>
     <w:p/>
